--- a/Notes/添加人员管控-日志.docx
+++ b/Notes/添加人员管控-日志.docx
@@ -4,6 +4,18 @@
   <w:body>
     <w:p>
       <w:pPr>
+        <w:pageBreakBefore w:val="0"/>
+        <w:widowControl/>
+        <w:kinsoku/>
+        <w:wordWrap w:val="0"/>
+        <w:overflowPunct/>
+        <w:topLinePunct w:val="0"/>
+        <w:autoSpaceDE/>
+        <w:autoSpaceDN/>
+        <w:bidi w:val="0"/>
+        <w:adjustRightInd/>
+        <w:snapToGrid/>
+        <w:textAlignment w:val="auto"/>
         <w:rPr>
           <w:sz w:val="24"/>
           <w:szCs w:val="24"/>
@@ -59,6 +71,18 @@
     </w:p>
     <w:p>
       <w:pPr>
+        <w:pageBreakBefore w:val="0"/>
+        <w:widowControl/>
+        <w:kinsoku/>
+        <w:wordWrap w:val="0"/>
+        <w:overflowPunct/>
+        <w:topLinePunct w:val="0"/>
+        <w:autoSpaceDE/>
+        <w:autoSpaceDN/>
+        <w:bidi w:val="0"/>
+        <w:adjustRightInd/>
+        <w:snapToGrid/>
+        <w:textAlignment w:val="auto"/>
         <w:rPr>
           <w:sz w:val="24"/>
           <w:szCs w:val="24"/>
@@ -114,6 +138,18 @@
     </w:p>
     <w:p>
       <w:pPr>
+        <w:pageBreakBefore w:val="0"/>
+        <w:widowControl/>
+        <w:kinsoku/>
+        <w:wordWrap w:val="0"/>
+        <w:overflowPunct/>
+        <w:topLinePunct w:val="0"/>
+        <w:autoSpaceDE/>
+        <w:autoSpaceDN/>
+        <w:bidi w:val="0"/>
+        <w:adjustRightInd/>
+        <w:snapToGrid/>
+        <w:textAlignment w:val="auto"/>
         <w:rPr>
           <w:sz w:val="24"/>
           <w:szCs w:val="24"/>
@@ -216,6 +252,18 @@
     </w:p>
     <w:p>
       <w:pPr>
+        <w:pageBreakBefore w:val="0"/>
+        <w:widowControl/>
+        <w:kinsoku/>
+        <w:wordWrap w:val="0"/>
+        <w:overflowPunct/>
+        <w:topLinePunct w:val="0"/>
+        <w:autoSpaceDE/>
+        <w:autoSpaceDN/>
+        <w:bidi w:val="0"/>
+        <w:adjustRightInd/>
+        <w:snapToGrid/>
+        <w:textAlignment w:val="auto"/>
         <w:rPr>
           <w:sz w:val="24"/>
           <w:szCs w:val="24"/>
@@ -274,10 +322,21 @@
         <w:pStyle w:val="10"/>
         <w:keepNext w:val="0"/>
         <w:keepLines w:val="0"/>
+        <w:pageBreakBefore w:val="0"/>
         <w:widowControl/>
         <w:suppressLineNumbers w:val="0"/>
+        <w:kinsoku/>
+        <w:wordWrap w:val="0"/>
+        <w:overflowPunct/>
+        <w:topLinePunct w:val="0"/>
+        <w:autoSpaceDE/>
+        <w:autoSpaceDN/>
+        <w:bidi w:val="0"/>
+        <w:adjustRightInd/>
+        <w:snapToGrid/>
         <w:spacing w:before="0" w:beforeAutospacing="0" w:after="0" w:afterAutospacing="0"/>
         <w:ind w:left="0" w:right="0" w:firstLine="0"/>
+        <w:textAlignment w:val="auto"/>
       </w:pPr>
       <w:r>
         <w:rPr>
@@ -334,10 +393,21 @@
         <w:pStyle w:val="10"/>
         <w:keepNext w:val="0"/>
         <w:keepLines w:val="0"/>
+        <w:pageBreakBefore w:val="0"/>
         <w:widowControl/>
         <w:suppressLineNumbers w:val="0"/>
+        <w:kinsoku/>
+        <w:wordWrap w:val="0"/>
+        <w:overflowPunct/>
+        <w:topLinePunct w:val="0"/>
+        <w:autoSpaceDE/>
+        <w:autoSpaceDN/>
+        <w:bidi w:val="0"/>
+        <w:adjustRightInd/>
+        <w:snapToGrid/>
         <w:spacing w:before="0" w:beforeAutospacing="0" w:after="0" w:afterAutospacing="0"/>
         <w:ind w:left="0" w:right="0" w:firstLine="0"/>
+        <w:textAlignment w:val="auto"/>
       </w:pPr>
       <w:r>
         <w:rPr>
@@ -413,9 +483,36 @@
         <w:t>登陆角色，-1：未登陆，取值@LoginRole_TypeDef</w:t>
       </w:r>
     </w:p>
-    <w:p/>
     <w:p>
       <w:pPr>
+        <w:pageBreakBefore w:val="0"/>
+        <w:widowControl/>
+        <w:kinsoku/>
+        <w:wordWrap w:val="0"/>
+        <w:overflowPunct/>
+        <w:topLinePunct w:val="0"/>
+        <w:autoSpaceDE/>
+        <w:autoSpaceDN/>
+        <w:bidi w:val="0"/>
+        <w:adjustRightInd/>
+        <w:snapToGrid/>
+        <w:textAlignment w:val="auto"/>
+      </w:pPr>
+    </w:p>
+    <w:p>
+      <w:pPr>
+        <w:pageBreakBefore w:val="0"/>
+        <w:widowControl/>
+        <w:kinsoku/>
+        <w:wordWrap w:val="0"/>
+        <w:overflowPunct/>
+        <w:topLinePunct w:val="0"/>
+        <w:autoSpaceDE/>
+        <w:autoSpaceDN/>
+        <w:bidi w:val="0"/>
+        <w:adjustRightInd/>
+        <w:snapToGrid/>
+        <w:textAlignment w:val="auto"/>
         <w:rPr>
           <w:sz w:val="24"/>
           <w:szCs w:val="24"/>
@@ -467,6 +564,18 @@
     </w:p>
     <w:p>
       <w:pPr>
+        <w:pageBreakBefore w:val="0"/>
+        <w:widowControl/>
+        <w:kinsoku/>
+        <w:wordWrap w:val="0"/>
+        <w:overflowPunct/>
+        <w:topLinePunct w:val="0"/>
+        <w:autoSpaceDE/>
+        <w:autoSpaceDN/>
+        <w:bidi w:val="0"/>
+        <w:adjustRightInd/>
+        <w:snapToGrid/>
+        <w:textAlignment w:val="auto"/>
         <w:rPr>
           <w:sz w:val="24"/>
           <w:szCs w:val="24"/>
@@ -561,6 +670,18 @@
     </w:p>
     <w:p>
       <w:pPr>
+        <w:pageBreakBefore w:val="0"/>
+        <w:widowControl/>
+        <w:kinsoku/>
+        <w:wordWrap w:val="0"/>
+        <w:overflowPunct/>
+        <w:topLinePunct w:val="0"/>
+        <w:autoSpaceDE/>
+        <w:autoSpaceDN/>
+        <w:bidi w:val="0"/>
+        <w:adjustRightInd/>
+        <w:snapToGrid/>
+        <w:textAlignment w:val="auto"/>
         <w:rPr>
           <w:sz w:val="24"/>
           <w:szCs w:val="24"/>
@@ -569,6 +690,18 @@
     </w:p>
     <w:p>
       <w:pPr>
+        <w:pageBreakBefore w:val="0"/>
+        <w:widowControl/>
+        <w:kinsoku/>
+        <w:wordWrap w:val="0"/>
+        <w:overflowPunct/>
+        <w:topLinePunct w:val="0"/>
+        <w:autoSpaceDE/>
+        <w:autoSpaceDN/>
+        <w:bidi w:val="0"/>
+        <w:adjustRightInd/>
+        <w:snapToGrid/>
+        <w:textAlignment w:val="auto"/>
         <w:rPr>
           <w:sz w:val="24"/>
           <w:szCs w:val="24"/>
@@ -584,8 +717,19 @@
     <w:p>
       <w:pPr>
         <w:pStyle w:val="5"/>
+        <w:pageBreakBefore w:val="0"/>
+        <w:widowControl/>
+        <w:kinsoku/>
+        <w:wordWrap w:val="0"/>
+        <w:overflowPunct/>
+        <w:topLinePunct w:val="0"/>
+        <w:autoSpaceDE/>
+        <w:autoSpaceDN/>
         <w:bidi w:val="0"/>
+        <w:adjustRightInd/>
+        <w:snapToGrid/>
         <w:jc w:val="center"/>
+        <w:textAlignment w:val="auto"/>
         <w:rPr>
           <w:rFonts w:hint="default"/>
           <w:sz w:val="28"/>
@@ -606,7 +750,18 @@
     <w:p>
       <w:pPr>
         <w:pStyle w:val="6"/>
+        <w:pageBreakBefore w:val="0"/>
+        <w:widowControl/>
+        <w:kinsoku/>
+        <w:wordWrap w:val="0"/>
+        <w:overflowPunct/>
+        <w:topLinePunct w:val="0"/>
+        <w:autoSpaceDE/>
+        <w:autoSpaceDN/>
         <w:bidi w:val="0"/>
+        <w:adjustRightInd/>
+        <w:snapToGrid/>
+        <w:textAlignment w:val="auto"/>
         <w:rPr>
           <w:rFonts w:hint="default"/>
           <w:lang w:val="en-US" w:eastAsia="zh-CN"/>
@@ -841,6 +996,372 @@
         <w:jc w:val="both"/>
         <w:textAlignment w:val="auto"/>
         <w:rPr>
+          <w:rFonts w:hint="eastAsia"/>
+          <w:lang w:val="en-US" w:eastAsia="zh-CN"/>
+        </w:rPr>
+      </w:pPr>
+      <w:r>
+        <w:rPr>
+          <w:rFonts w:hint="eastAsia"/>
+          <w:lang w:val="en-US" w:eastAsia="zh-CN"/>
+        </w:rPr>
+        <w:t>5、修改登录结构</w:t>
+      </w:r>
+    </w:p>
+    <w:p>
+      <w:pPr>
+        <w:keepNext w:val="0"/>
+        <w:keepLines w:val="0"/>
+        <w:pageBreakBefore w:val="0"/>
+        <w:widowControl/>
+        <w:kinsoku/>
+        <w:wordWrap w:val="0"/>
+        <w:overflowPunct/>
+        <w:topLinePunct w:val="0"/>
+        <w:autoSpaceDE/>
+        <w:autoSpaceDN/>
+        <w:bidi w:val="0"/>
+        <w:adjustRightInd/>
+        <w:snapToGrid/>
+        <w:spacing w:after="0"/>
+        <w:ind w:firstLine="480" w:firstLineChars="200"/>
+        <w:jc w:val="both"/>
+        <w:textAlignment w:val="auto"/>
+        <w:rPr>
+          <w:rFonts w:hint="eastAsia"/>
+          <w:lang w:val="en-US" w:eastAsia="zh-CN"/>
+        </w:rPr>
+      </w:pPr>
+      <w:r>
+        <w:rPr>
+          <w:rFonts w:hint="eastAsia"/>
+          <w:lang w:val="en-US" w:eastAsia="zh-CN"/>
+        </w:rPr>
+        <w:t>6、传递登录人员参数</w:t>
+      </w:r>
+    </w:p>
+    <w:p>
+      <w:pPr>
+        <w:keepNext w:val="0"/>
+        <w:keepLines w:val="0"/>
+        <w:pageBreakBefore w:val="0"/>
+        <w:widowControl/>
+        <w:kinsoku/>
+        <w:wordWrap w:val="0"/>
+        <w:overflowPunct/>
+        <w:topLinePunct w:val="0"/>
+        <w:autoSpaceDE/>
+        <w:autoSpaceDN/>
+        <w:bidi w:val="0"/>
+        <w:adjustRightInd/>
+        <w:snapToGrid/>
+        <w:spacing w:after="0"/>
+        <w:ind w:firstLine="480" w:firstLineChars="200"/>
+        <w:jc w:val="both"/>
+        <w:textAlignment w:val="auto"/>
+        <w:rPr>
+          <w:rFonts w:hint="eastAsia"/>
+          <w:lang w:val="en-US" w:eastAsia="zh-CN"/>
+        </w:rPr>
+      </w:pPr>
+    </w:p>
+    <w:p>
+      <w:pPr>
+        <w:keepNext w:val="0"/>
+        <w:keepLines w:val="0"/>
+        <w:pageBreakBefore w:val="0"/>
+        <w:widowControl/>
+        <w:kinsoku/>
+        <w:wordWrap w:val="0"/>
+        <w:overflowPunct/>
+        <w:topLinePunct w:val="0"/>
+        <w:autoSpaceDE/>
+        <w:autoSpaceDN/>
+        <w:bidi w:val="0"/>
+        <w:adjustRightInd/>
+        <w:snapToGrid/>
+        <w:spacing w:after="0"/>
+        <w:ind w:firstLine="480" w:firstLineChars="200"/>
+        <w:jc w:val="both"/>
+        <w:textAlignment w:val="auto"/>
+        <w:rPr>
+          <w:rFonts w:hint="eastAsia"/>
+          <w:lang w:val="en-US" w:eastAsia="zh-CN"/>
+        </w:rPr>
+      </w:pPr>
+      <w:r>
+        <w:rPr>
+          <w:rFonts w:hint="eastAsia"/>
+          <w:lang w:val="en-US" w:eastAsia="zh-CN"/>
+        </w:rPr>
+        <w:t>修改了那些内容？</w:t>
+      </w:r>
+    </w:p>
+    <w:p>
+      <w:pPr>
+        <w:pStyle w:val="10"/>
+        <w:keepNext w:val="0"/>
+        <w:keepLines w:val="0"/>
+        <w:pageBreakBefore w:val="0"/>
+        <w:widowControl/>
+        <w:suppressLineNumbers w:val="0"/>
+        <w:kinsoku/>
+        <w:wordWrap w:val="0"/>
+        <w:overflowPunct/>
+        <w:topLinePunct w:val="0"/>
+        <w:autoSpaceDE/>
+        <w:autoSpaceDN/>
+        <w:bidi w:val="0"/>
+        <w:adjustRightInd/>
+        <w:snapToGrid/>
+        <w:spacing w:before="0" w:beforeAutospacing="0" w:after="0" w:afterAutospacing="0"/>
+        <w:ind w:left="0" w:right="0" w:firstLine="0"/>
+        <w:textAlignment w:val="auto"/>
+        <w:rPr>
+          <w:rFonts w:hint="eastAsia"/>
+          <w:color w:val="000000" w:themeColor="text1"/>
+          <w:lang w:val="en-US" w:eastAsia="zh-CN"/>
+          <w14:textFill>
+            <w14:solidFill>
+              <w14:schemeClr w14:val="tx1"/>
+            </w14:solidFill>
+          </w14:textFill>
+        </w:rPr>
+      </w:pPr>
+      <w:r>
+        <w:rPr>
+          <w:rFonts w:hint="eastAsia"/>
+          <w:lang w:val="en-US" w:eastAsia="zh-CN"/>
+        </w:rPr>
+        <w:t>1、增加</w:t>
+      </w:r>
+      <w:r>
+        <w:rPr>
+          <w:color w:val="FF8080"/>
+        </w:rPr>
+        <w:t>Dialogpersonnelmanagement</w:t>
+      </w:r>
+      <w:r>
+        <w:rPr>
+          <w:rFonts w:hint="eastAsia"/>
+          <w:color w:val="000000" w:themeColor="text1"/>
+          <w:lang w:val="en-US" w:eastAsia="zh-CN"/>
+          <w14:textFill>
+            <w14:solidFill>
+              <w14:schemeClr w14:val="tx1"/>
+            </w14:solidFill>
+          </w14:textFill>
+        </w:rPr>
+        <w:t>类及UI</w:t>
+      </w:r>
+    </w:p>
+    <w:p>
+      <w:pPr>
+        <w:pStyle w:val="10"/>
+        <w:keepNext w:val="0"/>
+        <w:keepLines w:val="0"/>
+        <w:pageBreakBefore w:val="0"/>
+        <w:widowControl/>
+        <w:suppressLineNumbers w:val="0"/>
+        <w:kinsoku/>
+        <w:wordWrap w:val="0"/>
+        <w:overflowPunct/>
+        <w:topLinePunct w:val="0"/>
+        <w:autoSpaceDE/>
+        <w:autoSpaceDN/>
+        <w:bidi w:val="0"/>
+        <w:adjustRightInd/>
+        <w:snapToGrid/>
+        <w:spacing w:before="0" w:beforeAutospacing="0" w:after="0" w:afterAutospacing="0"/>
+        <w:ind w:left="0" w:right="0" w:firstLine="0"/>
+        <w:textAlignment w:val="auto"/>
+        <w:rPr>
+          <w:rFonts w:hint="default" w:eastAsia="宋体"/>
+          <w:lang w:val="en-US" w:eastAsia="zh-CN"/>
+        </w:rPr>
+      </w:pPr>
+      <w:r>
+        <w:rPr>
+          <w:rFonts w:hint="eastAsia"/>
+          <w:color w:val="000000" w:themeColor="text1"/>
+          <w:lang w:val="en-US" w:eastAsia="zh-CN"/>
+          <w14:textFill>
+            <w14:solidFill>
+              <w14:schemeClr w14:val="tx1"/>
+            </w14:solidFill>
+          </w14:textFill>
+        </w:rPr>
+        <w:t>2、修改databasedefine.h添加</w:t>
+      </w:r>
+      <w:r>
+        <w:rPr>
+          <w:i/>
+          <w:iCs/>
+          <w:color w:val="A8ABB0"/>
+        </w:rPr>
+        <w:t>1480</w:t>
+      </w:r>
+      <w:r>
+        <w:rPr>
+          <w:i/>
+          <w:iCs/>
+          <w:color w:val="000000" w:themeColor="text1"/>
+          <w14:textFill>
+            <w14:solidFill>
+              <w14:schemeClr w14:val="tx1"/>
+            </w14:solidFill>
+          </w14:textFill>
+        </w:rPr>
+        <w:t>行</w:t>
+      </w:r>
+      <w:r>
+        <w:rPr>
+          <w:rFonts w:hint="eastAsia"/>
+          <w:i/>
+          <w:iCs/>
+          <w:color w:val="000000" w:themeColor="text1"/>
+          <w:lang w:val="en-US" w:eastAsia="zh-CN"/>
+          <w14:textFill>
+            <w14:solidFill>
+              <w14:schemeClr w14:val="tx1"/>
+            </w14:solidFill>
+          </w14:textFill>
+        </w:rPr>
+        <w:t>处测试人员数据表枚举</w:t>
+      </w:r>
+      <w:r>
+        <w:rPr>
+          <w:color w:val="FF8080"/>
+        </w:rPr>
+        <w:t>TestOperator_TypeDef</w:t>
+      </w:r>
+      <w:r>
+        <w:rPr>
+          <w:rFonts w:hint="eastAsia"/>
+          <w:i/>
+          <w:iCs/>
+          <w:color w:val="000000" w:themeColor="text1"/>
+          <w:lang w:val="en-US" w:eastAsia="zh-CN"/>
+          <w14:textFill>
+            <w14:solidFill>
+              <w14:schemeClr w14:val="tx1"/>
+            </w14:solidFill>
+          </w14:textFill>
+        </w:rPr>
+        <w:t>。</w:t>
+      </w:r>
+    </w:p>
+    <w:p>
+      <w:pPr>
+        <w:pStyle w:val="10"/>
+        <w:keepNext w:val="0"/>
+        <w:keepLines w:val="0"/>
+        <w:widowControl/>
+        <w:suppressLineNumbers w:val="0"/>
+        <w:spacing w:before="0" w:beforeAutospacing="0" w:after="0" w:afterAutospacing="0"/>
+        <w:ind w:left="0" w:right="0" w:firstLine="0"/>
+        <w:rPr>
+          <w:rFonts w:hint="eastAsia"/>
+          <w:lang w:val="en-US" w:eastAsia="zh-CN"/>
+        </w:rPr>
+      </w:pPr>
+      <w:r>
+        <w:rPr>
+          <w:rFonts w:hint="eastAsia"/>
+          <w:color w:val="000000" w:themeColor="text1"/>
+          <w:lang w:val="en-US" w:eastAsia="zh-CN"/>
+          <w14:textFill>
+            <w14:solidFill>
+              <w14:schemeClr w14:val="tx1"/>
+            </w14:solidFill>
+          </w14:textFill>
+        </w:rPr>
+        <w:t>3、增加myglobal.h作业人员表</w:t>
+      </w:r>
+      <w:r>
+        <w:rPr>
+          <w:color w:val="FF8080"/>
+        </w:rPr>
+        <w:t>OperatorInfo_TypeDef</w:t>
+      </w:r>
+      <w:r>
+        <w:rPr>
+          <w:rFonts w:hint="eastAsia"/>
+          <w:color w:val="000000" w:themeColor="text1"/>
+          <w:lang w:val="en-US" w:eastAsia="zh-CN"/>
+          <w14:textFill>
+            <w14:solidFill>
+              <w14:schemeClr w14:val="tx1"/>
+            </w14:solidFill>
+          </w14:textFill>
+        </w:rPr>
+        <w:t>，</w:t>
+      </w:r>
+      <w:r>
+        <w:t>Role</w:t>
+      </w:r>
+      <w:r>
+        <w:rPr>
+          <w:rFonts w:hint="eastAsia"/>
+          <w:lang w:val="en-US" w:eastAsia="zh-CN"/>
+        </w:rPr>
+        <w:t>字段。</w:t>
+      </w:r>
+    </w:p>
+    <w:p>
+      <w:pPr>
+        <w:pStyle w:val="10"/>
+        <w:keepNext w:val="0"/>
+        <w:keepLines w:val="0"/>
+        <w:widowControl/>
+        <w:suppressLineNumbers w:val="0"/>
+        <w:spacing w:before="0" w:beforeAutospacing="0" w:after="0" w:afterAutospacing="0"/>
+        <w:ind w:left="0" w:right="0" w:firstLine="0"/>
+        <w:rPr>
+          <w:rFonts w:hint="eastAsia"/>
+          <w:lang w:val="en-US" w:eastAsia="zh-CN"/>
+        </w:rPr>
+      </w:pPr>
+      <w:r>
+        <w:rPr>
+          <w:rFonts w:hint="eastAsia"/>
+          <w:lang w:val="en-US" w:eastAsia="zh-CN"/>
+        </w:rPr>
+        <w:t>4、完善数据库的CRUD</w:t>
+      </w:r>
+    </w:p>
+    <w:p>
+      <w:pPr>
+        <w:pStyle w:val="10"/>
+        <w:keepNext w:val="0"/>
+        <w:keepLines w:val="0"/>
+        <w:widowControl/>
+        <w:suppressLineNumbers w:val="0"/>
+        <w:spacing w:before="0" w:beforeAutospacing="0" w:after="0" w:afterAutospacing="0"/>
+        <w:ind w:left="0" w:right="0" w:firstLine="0"/>
+        <w:rPr>
+          <w:rFonts w:hint="eastAsia"/>
+          <w:lang w:val="en-US" w:eastAsia="zh-CN"/>
+        </w:rPr>
+      </w:pPr>
+      <w:r>
+        <w:rPr>
+          <w:rFonts w:hint="eastAsia"/>
+          <w:lang w:val="en-US" w:eastAsia="zh-CN"/>
+        </w:rPr>
+        <w:t>5、尝试修改登录方式</w:t>
+      </w:r>
+    </w:p>
+    <w:p>
+      <w:pPr>
+        <w:pStyle w:val="10"/>
+        <w:keepNext w:val="0"/>
+        <w:keepLines w:val="0"/>
+        <w:widowControl/>
+        <w:suppressLineNumbers w:val="0"/>
+        <w:spacing w:before="0" w:beforeAutospacing="0" w:after="0" w:afterAutospacing="0"/>
+        <w:ind w:left="0" w:right="0" w:firstLine="0"/>
+        <w:rPr>
           <w:rFonts w:hint="default"/>
           <w:lang w:val="en-US" w:eastAsia="zh-CN"/>
         </w:rPr>
@@ -850,7 +1371,16 @@
           <w:rFonts w:hint="eastAsia"/>
           <w:lang w:val="en-US" w:eastAsia="zh-CN"/>
         </w:rPr>
-        <w:t>5、修改登录结构</w:t>
+        <w:tab/>
+      </w:r>
+      <w:bookmarkStart w:id="0" w:name="_GoBack"/>
+      <w:bookmarkEnd w:id="0"/>
+      <w:r>
+        <w:rPr>
+          <w:rFonts w:hint="eastAsia"/>
+          <w:lang w:val="en-US" w:eastAsia="zh-CN"/>
+        </w:rPr>
+        <w:t>修改一半，为UsbCan添加功能。</w:t>
       </w:r>
     </w:p>
     <w:p>
@@ -872,15 +1402,62 @@
         <w:jc w:val="both"/>
         <w:textAlignment w:val="auto"/>
         <w:rPr>
+          <w:rFonts w:hint="default"/>
+          <w:color w:val="000000" w:themeColor="text1"/>
+          <w:lang w:val="en-US" w:eastAsia="zh-CN"/>
+          <w14:textFill>
+            <w14:solidFill>
+              <w14:schemeClr w14:val="tx1"/>
+            </w14:solidFill>
+          </w14:textFill>
+        </w:rPr>
+      </w:pPr>
+    </w:p>
+    <w:p>
+      <w:pPr>
+        <w:keepNext w:val="0"/>
+        <w:keepLines w:val="0"/>
+        <w:pageBreakBefore w:val="0"/>
+        <w:widowControl/>
+        <w:kinsoku/>
+        <w:wordWrap w:val="0"/>
+        <w:overflowPunct/>
+        <w:topLinePunct w:val="0"/>
+        <w:autoSpaceDE/>
+        <w:autoSpaceDN/>
+        <w:bidi w:val="0"/>
+        <w:adjustRightInd/>
+        <w:snapToGrid/>
+        <w:spacing w:after="0"/>
+        <w:jc w:val="both"/>
+        <w:textAlignment w:val="auto"/>
+        <w:rPr>
           <w:rFonts w:hint="eastAsia"/>
+          <w:color w:val="000000" w:themeColor="text1"/>
           <w:lang w:val="en-US" w:eastAsia="zh-CN"/>
+          <w14:textFill>
+            <w14:solidFill>
+              <w14:schemeClr w14:val="tx1"/>
+            </w14:solidFill>
+          </w14:textFill>
         </w:rPr>
       </w:pPr>
     </w:p>
     <w:p>
       <w:pPr>
         <w:pStyle w:val="6"/>
+        <w:pageBreakBefore w:val="0"/>
+        <w:widowControl/>
+        <w:kinsoku/>
+        <w:wordWrap w:val="0"/>
+        <w:overflowPunct/>
+        <w:topLinePunct w:val="0"/>
+        <w:autoSpaceDE/>
+        <w:autoSpaceDN/>
         <w:bidi w:val="0"/>
+        <w:adjustRightInd/>
+        <w:snapToGrid/>
+        <w:textAlignment w:val="auto"/>
         <w:rPr>
           <w:rFonts w:hint="default"/>
           <w:lang w:val="en-US" w:eastAsia="zh-CN"/>
@@ -897,7 +1474,18 @@
     <w:p>
       <w:pPr>
         <w:pStyle w:val="7"/>
+        <w:pageBreakBefore w:val="0"/>
+        <w:widowControl/>
+        <w:kinsoku/>
+        <w:wordWrap w:val="0"/>
+        <w:overflowPunct/>
+        <w:topLinePunct w:val="0"/>
+        <w:autoSpaceDE/>
+        <w:autoSpaceDN/>
         <w:bidi w:val="0"/>
+        <w:adjustRightInd/>
+        <w:snapToGrid/>
+        <w:textAlignment w:val="auto"/>
         <w:rPr>
           <w:rFonts w:hint="default"/>
           <w:lang w:val="en-US" w:eastAsia="zh-CN"/>
@@ -949,7 +1537,18 @@
     <w:p>
       <w:pPr>
         <w:pStyle w:val="7"/>
+        <w:pageBreakBefore w:val="0"/>
+        <w:widowControl/>
+        <w:kinsoku/>
+        <w:wordWrap w:val="0"/>
+        <w:overflowPunct/>
+        <w:topLinePunct w:val="0"/>
+        <w:autoSpaceDE/>
+        <w:autoSpaceDN/>
         <w:bidi w:val="0"/>
+        <w:adjustRightInd/>
+        <w:snapToGrid/>
+        <w:textAlignment w:val="auto"/>
         <w:rPr>
           <w:rFonts w:hint="default"/>
           <w:lang w:val="en-US" w:eastAsia="zh-CN"/>
@@ -1019,7 +1618,18 @@
     <w:p>
       <w:pPr>
         <w:pStyle w:val="7"/>
+        <w:pageBreakBefore w:val="0"/>
+        <w:widowControl/>
+        <w:kinsoku/>
+        <w:wordWrap w:val="0"/>
+        <w:overflowPunct/>
+        <w:topLinePunct w:val="0"/>
+        <w:autoSpaceDE/>
+        <w:autoSpaceDN/>
         <w:bidi w:val="0"/>
+        <w:adjustRightInd/>
+        <w:snapToGrid/>
+        <w:textAlignment w:val="auto"/>
         <w:rPr>
           <w:rFonts w:hint="default"/>
           <w:lang w:val="en-US" w:eastAsia="zh-CN"/>
@@ -1069,8 +1679,6 @@
         </w:rPr>
         <w:t>在myglobal.h中添加用于记录员工属性类型的字段：Role，类型：QString。</w:t>
       </w:r>
-      <w:bookmarkStart w:id="0" w:name="_GoBack"/>
-      <w:bookmarkEnd w:id="0"/>
     </w:p>
     <w:p>
       <w:pPr>
@@ -1147,7 +1755,18 @@
     <w:p>
       <w:pPr>
         <w:pStyle w:val="7"/>
+        <w:pageBreakBefore w:val="0"/>
+        <w:widowControl/>
+        <w:kinsoku/>
+        <w:wordWrap w:val="0"/>
+        <w:overflowPunct/>
+        <w:topLinePunct w:val="0"/>
+        <w:autoSpaceDE/>
+        <w:autoSpaceDN/>
         <w:bidi w:val="0"/>
+        <w:adjustRightInd/>
+        <w:snapToGrid/>
+        <w:textAlignment w:val="auto"/>
         <w:rPr>
           <w:rFonts w:hint="eastAsia"/>
           <w:lang w:val="en-US" w:eastAsia="zh-CN"/>
@@ -1261,7 +1880,18 @@
     <w:p>
       <w:pPr>
         <w:pStyle w:val="7"/>
+        <w:pageBreakBefore w:val="0"/>
+        <w:widowControl/>
+        <w:kinsoku/>
+        <w:wordWrap w:val="0"/>
+        <w:overflowPunct/>
+        <w:topLinePunct w:val="0"/>
+        <w:autoSpaceDE/>
+        <w:autoSpaceDN/>
         <w:bidi w:val="0"/>
+        <w:adjustRightInd/>
+        <w:snapToGrid/>
+        <w:textAlignment w:val="auto"/>
         <w:rPr>
           <w:rFonts w:hint="default"/>
           <w:lang w:val="en-US" w:eastAsia="zh-CN"/>
@@ -1347,7 +1977,18 @@
     <w:p>
       <w:pPr>
         <w:pStyle w:val="7"/>
+        <w:pageBreakBefore w:val="0"/>
+        <w:widowControl/>
+        <w:kinsoku/>
+        <w:wordWrap w:val="0"/>
+        <w:overflowPunct/>
+        <w:topLinePunct w:val="0"/>
+        <w:autoSpaceDE/>
+        <w:autoSpaceDN/>
         <w:bidi w:val="0"/>
+        <w:adjustRightInd/>
+        <w:snapToGrid/>
+        <w:textAlignment w:val="auto"/>
         <w:rPr>
           <w:rFonts w:hint="default"/>
           <w:lang w:val="en-US" w:eastAsia="zh-CN"/>
@@ -1458,7 +2099,18 @@
     <w:p>
       <w:pPr>
         <w:pStyle w:val="7"/>
+        <w:pageBreakBefore w:val="0"/>
+        <w:widowControl/>
+        <w:kinsoku/>
+        <w:wordWrap w:val="0"/>
+        <w:overflowPunct/>
+        <w:topLinePunct w:val="0"/>
+        <w:autoSpaceDE/>
+        <w:autoSpaceDN/>
         <w:bidi w:val="0"/>
+        <w:adjustRightInd/>
+        <w:snapToGrid/>
+        <w:textAlignment w:val="auto"/>
         <w:rPr>
           <w:rFonts w:hint="default"/>
           <w:lang w:val="en-US" w:eastAsia="zh-CN"/>
@@ -1544,7 +2196,18 @@
     <w:p>
       <w:pPr>
         <w:pStyle w:val="7"/>
+        <w:pageBreakBefore w:val="0"/>
+        <w:widowControl/>
+        <w:kinsoku/>
+        <w:wordWrap w:val="0"/>
+        <w:overflowPunct/>
+        <w:topLinePunct w:val="0"/>
+        <w:autoSpaceDE/>
+        <w:autoSpaceDN/>
         <w:bidi w:val="0"/>
+        <w:adjustRightInd/>
+        <w:snapToGrid/>
+        <w:textAlignment w:val="auto"/>
         <w:rPr>
           <w:rFonts w:hint="eastAsia"/>
           <w:lang w:val="en-US" w:eastAsia="zh-CN"/>
@@ -1656,7 +2319,18 @@
     <w:p>
       <w:pPr>
         <w:pStyle w:val="7"/>
+        <w:pageBreakBefore w:val="0"/>
+        <w:widowControl/>
+        <w:kinsoku/>
+        <w:wordWrap w:val="0"/>
+        <w:overflowPunct/>
+        <w:topLinePunct w:val="0"/>
+        <w:autoSpaceDE/>
+        <w:autoSpaceDN/>
         <w:bidi w:val="0"/>
+        <w:adjustRightInd/>
+        <w:snapToGrid/>
+        <w:textAlignment w:val="auto"/>
         <w:rPr>
           <w:rFonts w:hint="default"/>
           <w:lang w:val="en-US" w:eastAsia="zh-CN"/>
@@ -9803,7 +10477,18 @@
     <w:p>
       <w:pPr>
         <w:pStyle w:val="7"/>
+        <w:pageBreakBefore w:val="0"/>
+        <w:widowControl/>
+        <w:kinsoku/>
+        <w:wordWrap w:val="0"/>
+        <w:overflowPunct/>
+        <w:topLinePunct w:val="0"/>
+        <w:autoSpaceDE/>
+        <w:autoSpaceDN/>
         <w:bidi w:val="0"/>
+        <w:adjustRightInd/>
+        <w:snapToGrid/>
+        <w:textAlignment w:val="auto"/>
         <w:rPr>
           <w:rFonts w:hint="default"/>
           <w:lang w:val="en-US" w:eastAsia="zh-CN"/>
@@ -9951,7 +10636,18 @@
     <w:p>
       <w:pPr>
         <w:pStyle w:val="7"/>
+        <w:pageBreakBefore w:val="0"/>
+        <w:widowControl/>
+        <w:kinsoku/>
+        <w:wordWrap w:val="0"/>
+        <w:overflowPunct/>
+        <w:topLinePunct w:val="0"/>
+        <w:autoSpaceDE/>
+        <w:autoSpaceDN/>
         <w:bidi w:val="0"/>
+        <w:adjustRightInd/>
+        <w:snapToGrid/>
+        <w:textAlignment w:val="auto"/>
         <w:rPr>
           <w:rFonts w:ascii="宋体" w:hAnsi="宋体" w:eastAsia="宋体" w:cs="宋体"/>
           <w:sz w:val="24"/>
@@ -9976,6 +10672,18 @@
     </w:p>
     <w:p>
       <w:pPr>
+        <w:pageBreakBefore w:val="0"/>
+        <w:widowControl/>
+        <w:kinsoku/>
+        <w:wordWrap w:val="0"/>
+        <w:overflowPunct/>
+        <w:topLinePunct w:val="0"/>
+        <w:autoSpaceDE/>
+        <w:autoSpaceDN/>
+        <w:bidi w:val="0"/>
+        <w:adjustRightInd/>
+        <w:snapToGrid/>
+        <w:textAlignment w:val="auto"/>
         <w:rPr>
           <w:rFonts w:hint="default"/>
           <w:lang w:val="en-US" w:eastAsia="zh-CN"/>
@@ -10119,7 +10827,18 @@
     <w:p>
       <w:pPr>
         <w:pStyle w:val="7"/>
+        <w:pageBreakBefore w:val="0"/>
+        <w:widowControl/>
+        <w:kinsoku/>
+        <w:wordWrap w:val="0"/>
+        <w:overflowPunct/>
+        <w:topLinePunct w:val="0"/>
+        <w:autoSpaceDE/>
+        <w:autoSpaceDN/>
         <w:bidi w:val="0"/>
+        <w:adjustRightInd/>
+        <w:snapToGrid/>
+        <w:textAlignment w:val="auto"/>
       </w:pPr>
       <w:r>
         <w:t>12、实现人员添加功能</w:t>
@@ -10316,7 +11035,18 @@
     <w:p>
       <w:pPr>
         <w:pStyle w:val="7"/>
+        <w:pageBreakBefore w:val="0"/>
+        <w:widowControl/>
+        <w:kinsoku/>
+        <w:wordWrap w:val="0"/>
+        <w:overflowPunct/>
+        <w:topLinePunct w:val="0"/>
+        <w:autoSpaceDE/>
+        <w:autoSpaceDN/>
         <w:bidi w:val="0"/>
+        <w:adjustRightInd/>
+        <w:snapToGrid/>
+        <w:textAlignment w:val="auto"/>
       </w:pPr>
       <w:r>
         <w:t>13、实现人员修改功能</w:t>
@@ -10483,7 +11213,18 @@
     <w:p>
       <w:pPr>
         <w:pStyle w:val="7"/>
+        <w:pageBreakBefore w:val="0"/>
+        <w:widowControl/>
+        <w:kinsoku/>
+        <w:wordWrap w:val="0"/>
+        <w:overflowPunct/>
+        <w:topLinePunct w:val="0"/>
+        <w:autoSpaceDE/>
+        <w:autoSpaceDN/>
         <w:bidi w:val="0"/>
+        <w:adjustRightInd/>
+        <w:snapToGrid/>
+        <w:textAlignment w:val="auto"/>
         <w:rPr>
           <w:rFonts w:hint="default"/>
           <w:lang w:val="en-US" w:eastAsia="zh-CN"/>
@@ -10653,7 +11394,18 @@
     <w:p>
       <w:pPr>
         <w:pStyle w:val="7"/>
+        <w:pageBreakBefore w:val="0"/>
+        <w:widowControl/>
+        <w:kinsoku/>
+        <w:wordWrap w:val="0"/>
+        <w:overflowPunct/>
+        <w:topLinePunct w:val="0"/>
+        <w:autoSpaceDE/>
+        <w:autoSpaceDN/>
         <w:bidi w:val="0"/>
+        <w:adjustRightInd/>
+        <w:snapToGrid/>
+        <w:textAlignment w:val="auto"/>
       </w:pPr>
       <w:r>
         <w:t>15、实现表格双击事件</w:t>
@@ -10817,7 +11569,18 @@
     <w:p>
       <w:pPr>
         <w:pStyle w:val="7"/>
+        <w:pageBreakBefore w:val="0"/>
+        <w:widowControl/>
+        <w:kinsoku/>
+        <w:wordWrap w:val="0"/>
+        <w:overflowPunct/>
+        <w:topLinePunct w:val="0"/>
+        <w:autoSpaceDE/>
+        <w:autoSpaceDN/>
         <w:bidi w:val="0"/>
+        <w:adjustRightInd/>
+        <w:snapToGrid/>
+        <w:textAlignment w:val="auto"/>
       </w:pPr>
       <w:r>
         <w:t>16、实现密码安全处理</w:t>
@@ -10981,7 +11744,18 @@
     <w:p>
       <w:pPr>
         <w:pStyle w:val="7"/>
+        <w:pageBreakBefore w:val="0"/>
+        <w:widowControl/>
+        <w:kinsoku/>
+        <w:wordWrap w:val="0"/>
+        <w:overflowPunct/>
+        <w:topLinePunct w:val="0"/>
+        <w:autoSpaceDE/>
+        <w:autoSpaceDN/>
         <w:bidi w:val="0"/>
+        <w:adjustRightInd/>
+        <w:snapToGrid/>
+        <w:textAlignment w:val="auto"/>
         <w:rPr>
           <w:rFonts w:hint="default"/>
           <w:lang w:val="en-US" w:eastAsia="zh-CN"/>
@@ -11151,7 +11925,18 @@
     <w:p>
       <w:pPr>
         <w:pStyle w:val="7"/>
+        <w:pageBreakBefore w:val="0"/>
+        <w:widowControl/>
+        <w:kinsoku/>
+        <w:wordWrap w:val="0"/>
+        <w:overflowPunct/>
+        <w:topLinePunct w:val="0"/>
+        <w:autoSpaceDE/>
+        <w:autoSpaceDN/>
         <w:bidi w:val="0"/>
+        <w:adjustRightInd/>
+        <w:snapToGrid/>
+        <w:textAlignment w:val="auto"/>
       </w:pPr>
       <w:r>
         <w:t>18、实现取消按钮功能</w:t>
@@ -11315,7 +12100,18 @@
     <w:p>
       <w:pPr>
         <w:pStyle w:val="7"/>
+        <w:pageBreakBefore w:val="0"/>
+        <w:widowControl/>
+        <w:kinsoku/>
+        <w:wordWrap w:val="0"/>
+        <w:overflowPunct/>
+        <w:topLinePunct w:val="0"/>
+        <w:autoSpaceDE/>
+        <w:autoSpaceDN/>
         <w:bidi w:val="0"/>
+        <w:adjustRightInd/>
+        <w:snapToGrid/>
+        <w:textAlignment w:val="auto"/>
       </w:pPr>
       <w:r>
         <w:t>19、完善数据库异常处理</w:t>
@@ -11479,7 +12275,18 @@
     <w:p>
       <w:pPr>
         <w:pStyle w:val="7"/>
+        <w:pageBreakBefore w:val="0"/>
+        <w:widowControl/>
+        <w:kinsoku/>
+        <w:wordWrap w:val="0"/>
+        <w:overflowPunct/>
+        <w:topLinePunct w:val="0"/>
+        <w:autoSpaceDE/>
+        <w:autoSpaceDN/>
         <w:bidi w:val="0"/>
+        <w:adjustRightInd/>
+        <w:snapToGrid/>
+        <w:textAlignment w:val="auto"/>
       </w:pPr>
       <w:r>
         <w:t>20、实现界面初始化与数据自动刷新</w:t>
@@ -11646,7 +12453,18 @@
     <w:p>
       <w:pPr>
         <w:pStyle w:val="7"/>
+        <w:pageBreakBefore w:val="0"/>
+        <w:widowControl/>
+        <w:kinsoku/>
+        <w:wordWrap w:val="0"/>
+        <w:overflowPunct/>
+        <w:topLinePunct w:val="0"/>
+        <w:autoSpaceDE/>
+        <w:autoSpaceDN/>
         <w:bidi w:val="0"/>
+        <w:adjustRightInd/>
+        <w:snapToGrid/>
+        <w:textAlignment w:val="auto"/>
         <w:rPr>
           <w:rFonts w:hint="default"/>
           <w:lang w:val="en-US" w:eastAsia="zh-CN"/>
@@ -12344,6 +13162,7 @@
   <w:style w:type="character" w:customStyle="1" w:styleId="13">
     <w:name w:val="Heading 1 Char"/>
     <w:link w:val="2"/>
+    <w:qFormat/>
     <w:uiPriority w:val="9"/>
     <w:rPr>
       <w:rFonts w:ascii="Times New Roman" w:hAnsi="Times New Roman" w:eastAsia="宋体" w:cs="Times New Roman"/>
